--- a/Full Stack/Links.docx
+++ b/Full Stack/Links.docx
@@ -48,36 +48,99 @@
       <w:pPr>
         <w:rPr>
           <w:rFonts w:ascii="Times New Roman" w:hAnsi="Times New Roman" w:cs="Times New Roman"/>
+          <w:sz w:val="24"/>
+          <w:szCs w:val="24"/>
+        </w:rPr>
+      </w:pPr>
+      <w:r>
+        <w:rPr>
+          <w:rFonts w:ascii="Times New Roman" w:hAnsi="Times New Roman" w:cs="Times New Roman"/>
           <w:b/>
           <w:bCs/>
           <w:sz w:val="24"/>
           <w:szCs w:val="24"/>
         </w:rPr>
+        <w:t>Github Repo Link:</w:t>
+      </w:r>
+      <w:r>
+        <w:t xml:space="preserve"> </w:t>
+      </w:r>
+      <w:hyperlink r:id="rId4" w:history="1">
+        <w:r>
+          <w:rPr>
+            <w:rStyle w:val="Hyperlink"/>
+            <w:rFonts w:ascii="Times New Roman" w:hAnsi="Times New Roman" w:cs="Times New Roman"/>
+            <w:sz w:val="24"/>
+            <w:szCs w:val="24"/>
+          </w:rPr>
+          <w:t>https://github.com/Anushkakolhe/rudraksha-computers</w:t>
+        </w:r>
+      </w:hyperlink>
+    </w:p>
+    <w:p>
+      <w:pPr>
+        <w:rPr>
+          <w:rFonts w:ascii="Times New Roman" w:hAnsi="Times New Roman" w:cs="Times New Roman"/>
+          <w:sz w:val="24"/>
+          <w:szCs w:val="24"/>
+        </w:rPr>
       </w:pPr>
+    </w:p>
+    <w:p>
+      <w:pPr>
+        <w:rPr>
+          <w:rFonts w:ascii="Times New Roman" w:hAnsi="Times New Roman" w:cs="Times New Roman"/>
+          <w:sz w:val="24"/>
+          <w:szCs w:val="24"/>
+        </w:rPr>
+      </w:pPr>
+      <w:bookmarkStart w:id="0" w:name="_GoBack"/>
+      <w:bookmarkEnd w:id="0"/>
+    </w:p>
+    <w:p>
+      <w:pPr>
+        <w:rPr>
+          <w:rFonts w:ascii="Times New Roman" w:hAnsi="Times New Roman" w:cs="Times New Roman"/>
+          <w:sz w:val="24"/>
+          <w:szCs w:val="24"/>
+        </w:rPr>
+      </w:pPr>
+      <w:r>
+        <w:rPr>
+          <w:rFonts w:ascii="Times New Roman" w:hAnsi="Times New Roman" w:cs="Times New Roman"/>
+          <w:sz w:val="24"/>
+          <w:szCs w:val="24"/>
+        </w:rPr>
+        <w:t xml:space="preserve">Link and QR of </w:t>
+      </w:r>
+      <w:proofErr w:type="gramStart"/>
+      <w:r>
+        <w:rPr>
+          <w:rFonts w:ascii="Times New Roman" w:hAnsi="Times New Roman" w:cs="Times New Roman"/>
+          <w:sz w:val="24"/>
+          <w:szCs w:val="24"/>
+        </w:rPr>
+        <w:t>website ,drive</w:t>
+      </w:r>
+      <w:proofErr w:type="gramEnd"/>
+      <w:r>
+        <w:rPr>
+          <w:rFonts w:ascii="Times New Roman" w:hAnsi="Times New Roman" w:cs="Times New Roman"/>
+          <w:sz w:val="24"/>
+          <w:szCs w:val="24"/>
+        </w:rPr>
+        <w:t xml:space="preserve"> ,</w:t>
+      </w:r>
       <w:proofErr w:type="spellStart"/>
       <w:r>
         <w:rPr>
           <w:rFonts w:ascii="Times New Roman" w:hAnsi="Times New Roman" w:cs="Times New Roman"/>
-          <w:b/>
-          <w:bCs/>
-          <w:sz w:val="24"/>
-          <w:szCs w:val="24"/>
-        </w:rPr>
-        <w:t>Github</w:t>
+          <w:sz w:val="24"/>
+          <w:szCs w:val="24"/>
+        </w:rPr>
+        <w:t>github</w:t>
       </w:r>
       <w:proofErr w:type="spellEnd"/>
-      <w:r>
-        <w:rPr>
-          <w:rFonts w:ascii="Times New Roman" w:hAnsi="Times New Roman" w:cs="Times New Roman"/>
-          <w:b/>
-          <w:bCs/>
-          <w:sz w:val="24"/>
-          <w:szCs w:val="24"/>
-        </w:rPr>
-        <w:t xml:space="preserve"> Repo Link:</w:t>
-      </w:r>
-      <w:bookmarkStart w:id="0" w:name="_GoBack"/>
-      <w:bookmarkEnd w:id="0"/>
     </w:p>
     <w:sectPr>
       <w:pgSz w:w="12240" w:h="15840"/>
@@ -513,6 +576,17 @@
     <w:semiHidden/>
     <w:unhideWhenUsed/>
   </w:style>
+  <w:style w:type="character" w:styleId="Hyperlink">
+    <w:name w:val="Hyperlink"/>
+    <w:basedOn w:val="DefaultParagraphFont"/>
+    <w:uiPriority w:val="99"/>
+    <w:unhideWhenUsed/>
+    <w:rsid w:val="005A5200"/>
+    <w:rPr>
+      <w:color w:val="0563C1" w:themeColor="hyperlink"/>
+      <w:u w:val="single"/>
+    </w:rPr>
+  </w:style>
 </w:styles>
 </file>
 

--- a/Full Stack/Links.docx
+++ b/Full Stack/Links.docx
@@ -94,53 +94,96 @@
           <w:szCs w:val="24"/>
         </w:rPr>
       </w:pPr>
+    </w:p>
+    <w:p>
+      <w:pPr>
+        <w:rPr>
+          <w:rFonts w:ascii="Times New Roman" w:hAnsi="Times New Roman" w:cs="Times New Roman"/>
+          <w:sz w:val="24"/>
+          <w:szCs w:val="24"/>
+        </w:rPr>
+      </w:pPr>
+      <w:r>
+        <w:rPr>
+          <w:rFonts w:ascii="Times New Roman" w:hAnsi="Times New Roman" w:cs="Times New Roman"/>
+          <w:sz w:val="24"/>
+          <w:szCs w:val="24"/>
+        </w:rPr>
+        <w:t xml:space="preserve">Link and QR of </w:t>
+      </w:r>
+      <w:proofErr w:type="gramStart"/>
+      <w:r>
+        <w:rPr>
+          <w:rFonts w:ascii="Times New Roman" w:hAnsi="Times New Roman" w:cs="Times New Roman"/>
+          <w:sz w:val="24"/>
+          <w:szCs w:val="24"/>
+        </w:rPr>
+        <w:t>website ,drive</w:t>
+      </w:r>
+      <w:proofErr w:type="gramEnd"/>
+      <w:r>
+        <w:rPr>
+          <w:rFonts w:ascii="Times New Roman" w:hAnsi="Times New Roman" w:cs="Times New Roman"/>
+          <w:sz w:val="24"/>
+          <w:szCs w:val="24"/>
+        </w:rPr>
+        <w:t xml:space="preserve"> ,</w:t>
+      </w:r>
+      <w:proofErr w:type="spellStart"/>
+      <w:r>
+        <w:rPr>
+          <w:rFonts w:ascii="Times New Roman" w:hAnsi="Times New Roman" w:cs="Times New Roman"/>
+          <w:sz w:val="24"/>
+          <w:szCs w:val="24"/>
+        </w:rPr>
+        <w:t>github</w:t>
+      </w:r>
+      <w:proofErr w:type="spellEnd"/>
+    </w:p>
+    <w:p>
+      <w:pPr>
+        <w:rPr>
+          <w:rFonts w:ascii="Times New Roman" w:hAnsi="Times New Roman" w:cs="Times New Roman"/>
+          <w:sz w:val="24"/>
+          <w:szCs w:val="24"/>
+        </w:rPr>
+      </w:pPr>
+    </w:p>
+    <w:p>
+      <w:pPr>
+        <w:rPr>
+          <w:rFonts w:ascii="Times New Roman" w:hAnsi="Times New Roman" w:cs="Times New Roman"/>
+          <w:sz w:val="24"/>
+          <w:szCs w:val="24"/>
+        </w:rPr>
+      </w:pPr>
+    </w:p>
+    <w:p>
+      <w:pPr>
+        <w:rPr>
+          <w:rFonts w:ascii="Times New Roman" w:hAnsi="Times New Roman" w:cs="Times New Roman"/>
+          <w:sz w:val="24"/>
+          <w:szCs w:val="24"/>
+        </w:rPr>
+      </w:pPr>
+      <w:r>
+        <w:rPr>
+          <w:rFonts w:ascii="Times New Roman" w:hAnsi="Times New Roman" w:cs="Times New Roman"/>
+          <w:sz w:val="24"/>
+          <w:szCs w:val="24"/>
+        </w:rPr>
+        <w:t xml:space="preserve">Render: </w:t>
+      </w:r>
+      <w:r>
+        <w:rPr>
+          <w:rFonts w:ascii="Times New Roman" w:hAnsi="Times New Roman" w:cs="Times New Roman"/>
+          <w:sz w:val="24"/>
+          <w:szCs w:val="24"/>
+        </w:rPr>
+        <w:t>https://rudraksha-computers.onrender.com</w:t>
+      </w:r>
       <w:bookmarkStart w:id="0" w:name="_GoBack"/>
       <w:bookmarkEnd w:id="0"/>
-    </w:p>
-    <w:p>
-      <w:pPr>
-        <w:rPr>
-          <w:rFonts w:ascii="Times New Roman" w:hAnsi="Times New Roman" w:cs="Times New Roman"/>
-          <w:sz w:val="24"/>
-          <w:szCs w:val="24"/>
-        </w:rPr>
-      </w:pPr>
-      <w:r>
-        <w:rPr>
-          <w:rFonts w:ascii="Times New Roman" w:hAnsi="Times New Roman" w:cs="Times New Roman"/>
-          <w:sz w:val="24"/>
-          <w:szCs w:val="24"/>
-        </w:rPr>
-        <w:t xml:space="preserve">Link and QR of </w:t>
-      </w:r>
-      <w:proofErr w:type="gramStart"/>
-      <w:r>
-        <w:rPr>
-          <w:rFonts w:ascii="Times New Roman" w:hAnsi="Times New Roman" w:cs="Times New Roman"/>
-          <w:sz w:val="24"/>
-          <w:szCs w:val="24"/>
-        </w:rPr>
-        <w:t>website ,drive</w:t>
-      </w:r>
-      <w:proofErr w:type="gramEnd"/>
-      <w:r>
-        <w:rPr>
-          <w:rFonts w:ascii="Times New Roman" w:hAnsi="Times New Roman" w:cs="Times New Roman"/>
-          <w:sz w:val="24"/>
-          <w:szCs w:val="24"/>
-        </w:rPr>
-        <w:t xml:space="preserve"> ,</w:t>
-      </w:r>
-      <w:proofErr w:type="spellStart"/>
-      <w:r>
-        <w:rPr>
-          <w:rFonts w:ascii="Times New Roman" w:hAnsi="Times New Roman" w:cs="Times New Roman"/>
-          <w:sz w:val="24"/>
-          <w:szCs w:val="24"/>
-        </w:rPr>
-        <w:t>github</w:t>
-      </w:r>
-      <w:proofErr w:type="spellEnd"/>
     </w:p>
     <w:sectPr>
       <w:pgSz w:w="12240" w:h="15840"/>

--- a/Full Stack/Links.docx
+++ b/Full Stack/Links.docx
@@ -109,25 +109,7 @@
           <w:sz w:val="24"/>
           <w:szCs w:val="24"/>
         </w:rPr>
-        <w:t xml:space="preserve">Link and QR of </w:t>
-      </w:r>
-      <w:proofErr w:type="gramStart"/>
-      <w:r>
-        <w:rPr>
-          <w:rFonts w:ascii="Times New Roman" w:hAnsi="Times New Roman" w:cs="Times New Roman"/>
-          <w:sz w:val="24"/>
-          <w:szCs w:val="24"/>
-        </w:rPr>
-        <w:t>website ,drive</w:t>
-      </w:r>
-      <w:proofErr w:type="gramEnd"/>
-      <w:r>
-        <w:rPr>
-          <w:rFonts w:ascii="Times New Roman" w:hAnsi="Times New Roman" w:cs="Times New Roman"/>
-          <w:sz w:val="24"/>
-          <w:szCs w:val="24"/>
-        </w:rPr>
-        <w:t xml:space="preserve"> ,</w:t>
+        <w:t>Link and QR of website ,drive ,</w:t>
       </w:r>
       <w:proofErr w:type="spellStart"/>
       <w:r>
@@ -174,14 +156,59 @@
         </w:rPr>
         <w:t xml:space="preserve">Render: </w:t>
       </w:r>
+      <w:hyperlink r:id="rId5" w:history="1">
+        <w:r>
+          <w:rPr>
+            <w:rStyle w:val="Hyperlink"/>
+            <w:rFonts w:ascii="Times New Roman" w:hAnsi="Times New Roman" w:cs="Times New Roman"/>
+            <w:sz w:val="24"/>
+            <w:szCs w:val="24"/>
+          </w:rPr>
+          <w:t>https://rudraksha-computers.onrender.com</w:t>
+        </w:r>
+      </w:hyperlink>
+    </w:p>
+    <w:p>
+      <w:pPr>
+        <w:rPr>
+          <w:rFonts w:ascii="Times New Roman" w:hAnsi="Times New Roman" w:cs="Times New Roman"/>
+          <w:sz w:val="24"/>
+          <w:szCs w:val="24"/>
+        </w:rPr>
+      </w:pPr>
+      <w:proofErr w:type="spellStart"/>
       <w:r>
         <w:rPr>
           <w:rFonts w:ascii="Times New Roman" w:hAnsi="Times New Roman" w:cs="Times New Roman"/>
           <w:sz w:val="24"/>
           <w:szCs w:val="24"/>
         </w:rPr>
-        <w:t>https://rudraksha-computers.onrender.com</w:t>
+        <w:t>Vercel</w:t>
       </w:r>
+      <w:proofErr w:type="spellEnd"/>
+      <w:r>
+        <w:rPr>
+          <w:rFonts w:ascii="Times New Roman" w:hAnsi="Times New Roman" w:cs="Times New Roman"/>
+          <w:sz w:val="24"/>
+          <w:szCs w:val="24"/>
+        </w:rPr>
+        <w:t xml:space="preserve">: </w:t>
+      </w:r>
+      <w:hyperlink r:id="rId6" w:tgtFrame="_blank" w:history="1">
+        <w:proofErr w:type="spellStart"/>
+        <w:r>
+          <w:rPr>
+            <w:rStyle w:val="Hyperlink"/>
+            <w:rFonts w:ascii="Arial" w:hAnsi="Arial" w:cs="Arial"/>
+            <w:sz w:val="21"/>
+            <w:szCs w:val="21"/>
+            <w:bdr w:val="single" w:sz="2" w:space="0" w:color="EBEBEB" w:frame="1"/>
+            <w:shd w:val="clear" w:color="auto" w:fill="FFFFFF"/>
+          </w:rPr>
+          <w:t>rudraksha-computers.vercel.app</w:t>
+        </w:r>
+        <w:proofErr w:type="spellEnd"/>
+      </w:hyperlink>
       <w:bookmarkStart w:id="0" w:name="_GoBack"/>
       <w:bookmarkEnd w:id="0"/>
     </w:p>

--- a/Full Stack/Links.docx
+++ b/Full Stack/Links.docx
@@ -4,31 +4,103 @@
   <w:body>
     <w:p>
       <w:pPr>
-        <w:rPr>
-          <w:rFonts w:ascii="Times New Roman" w:hAnsi="Times New Roman" w:cs="Times New Roman"/>
-          <w:b/>
-          <w:bCs/>
-          <w:sz w:val="24"/>
-          <w:szCs w:val="24"/>
+        <w:jc w:val="center"/>
+        <w:rPr>
+          <w:rFonts w:ascii="Times New Roman" w:hAnsi="Times New Roman" w:cs="Times New Roman"/>
+          <w:b/>
+          <w:bCs/>
+          <w:sz w:val="32"/>
+          <w:szCs w:val="32"/>
         </w:rPr>
       </w:pPr>
-      <w:r>
-        <w:rPr>
-          <w:rFonts w:ascii="Times New Roman" w:hAnsi="Times New Roman" w:cs="Times New Roman"/>
-          <w:b/>
-          <w:bCs/>
-          <w:sz w:val="24"/>
-          <w:szCs w:val="24"/>
-        </w:rPr>
-        <w:t>QR of Website:</w:t>
+      <w:proofErr w:type="spellStart"/>
+      <w:r>
+        <w:rPr>
+          <w:rFonts w:ascii="Times New Roman" w:hAnsi="Times New Roman" w:cs="Times New Roman"/>
+          <w:b/>
+          <w:bCs/>
+          <w:sz w:val="32"/>
+          <w:szCs w:val="32"/>
+        </w:rPr>
+        <w:t>UniMail</w:t>
+      </w:r>
+      <w:proofErr w:type="spellEnd"/>
+      <w:r>
+        <w:rPr>
+          <w:rFonts w:ascii="Times New Roman" w:hAnsi="Times New Roman" w:cs="Times New Roman"/>
+          <w:b/>
+          <w:bCs/>
+          <w:sz w:val="32"/>
+          <w:szCs w:val="32"/>
+        </w:rPr>
+        <w:t>-KKWIEER</w:t>
+      </w:r>
+      <w:r>
+        <w:rPr>
+          <w:rFonts w:ascii="Times New Roman" w:hAnsi="Times New Roman" w:cs="Times New Roman"/>
+          <w:b/>
+          <w:bCs/>
+          <w:sz w:val="32"/>
+          <w:szCs w:val="32"/>
+        </w:rPr>
+        <w:t xml:space="preserve"> </w:t>
+      </w:r>
+      <w:r>
+        <w:rPr>
+          <w:rFonts w:ascii="Times New Roman" w:hAnsi="Times New Roman" w:cs="Times New Roman"/>
+          <w:b/>
+          <w:bCs/>
+          <w:sz w:val="32"/>
+          <w:szCs w:val="32"/>
+        </w:rPr>
+        <w:t>(QR Codes</w:t>
+      </w:r>
+      <w:r>
+        <w:rPr>
+          <w:rFonts w:ascii="Times New Roman" w:hAnsi="Times New Roman" w:cs="Times New Roman"/>
+          <w:b/>
+          <w:bCs/>
+          <w:sz w:val="32"/>
+          <w:szCs w:val="32"/>
+        </w:rPr>
+        <w:t xml:space="preserve"> </w:t>
+      </w:r>
+      <w:r>
+        <w:rPr>
+          <w:rFonts w:ascii="Times New Roman" w:hAnsi="Times New Roman" w:cs="Times New Roman"/>
+          <w:b/>
+          <w:bCs/>
+          <w:sz w:val="32"/>
+          <w:szCs w:val="32"/>
+        </w:rPr>
+        <w:t>+</w:t>
+      </w:r>
+      <w:r>
+        <w:rPr>
+          <w:rFonts w:ascii="Times New Roman" w:hAnsi="Times New Roman" w:cs="Times New Roman"/>
+          <w:b/>
+          <w:bCs/>
+          <w:sz w:val="32"/>
+          <w:szCs w:val="32"/>
+        </w:rPr>
+        <w:t xml:space="preserve"> </w:t>
+      </w:r>
+      <w:r>
+        <w:rPr>
+          <w:rFonts w:ascii="Times New Roman" w:hAnsi="Times New Roman" w:cs="Times New Roman"/>
+          <w:b/>
+          <w:bCs/>
+          <w:sz w:val="32"/>
+          <w:szCs w:val="32"/>
+        </w:rPr>
+        <w:t>Links)</w:t>
       </w:r>
     </w:p>
     <w:p>
       <w:pPr>
-        <w:rPr>
-          <w:rFonts w:ascii="Times New Roman" w:hAnsi="Times New Roman" w:cs="Times New Roman"/>
-          <w:b/>
-          <w:bCs/>
+        <w:jc w:val="center"/>
+        <w:rPr>
+          <w:rFonts w:ascii="Times New Roman" w:hAnsi="Times New Roman" w:cs="Times New Roman"/>
           <w:sz w:val="24"/>
           <w:szCs w:val="24"/>
         </w:rPr>
@@ -36,18 +108,98 @@
       <w:r>
         <w:rPr>
           <w:rFonts w:ascii="Times New Roman" w:hAnsi="Times New Roman" w:cs="Times New Roman"/>
-          <w:b/>
-          <w:bCs/>
-          <w:sz w:val="24"/>
-          <w:szCs w:val="24"/>
-        </w:rPr>
-        <w:t>Website URL</w:t>
+          <w:sz w:val="24"/>
+          <w:szCs w:val="24"/>
+        </w:rPr>
+        <w:t>Anushka Kolhe</w:t>
+      </w:r>
+      <w:r>
+        <w:rPr>
+          <w:rFonts w:ascii="Times New Roman" w:hAnsi="Times New Roman" w:cs="Times New Roman"/>
+          <w:sz w:val="24"/>
+          <w:szCs w:val="24"/>
+        </w:rPr>
+        <w:t xml:space="preserve"> – </w:t>
+      </w:r>
+      <w:r>
+        <w:rPr>
+          <w:rFonts w:ascii="Times New Roman" w:hAnsi="Times New Roman" w:cs="Times New Roman"/>
+          <w:sz w:val="24"/>
+          <w:szCs w:val="24"/>
+        </w:rPr>
+        <w:t>TY</w:t>
+      </w:r>
+      <w:r>
+        <w:rPr>
+          <w:rFonts w:ascii="Times New Roman" w:hAnsi="Times New Roman" w:cs="Times New Roman"/>
+          <w:sz w:val="24"/>
+          <w:szCs w:val="24"/>
+        </w:rPr>
+        <w:t xml:space="preserve"> – </w:t>
+      </w:r>
+      <w:r>
+        <w:rPr>
+          <w:rFonts w:ascii="Times New Roman" w:hAnsi="Times New Roman" w:cs="Times New Roman"/>
+          <w:sz w:val="24"/>
+          <w:szCs w:val="24"/>
+        </w:rPr>
+        <w:t>COMP</w:t>
+      </w:r>
+      <w:r>
+        <w:rPr>
+          <w:rFonts w:ascii="Times New Roman" w:hAnsi="Times New Roman" w:cs="Times New Roman"/>
+          <w:sz w:val="24"/>
+          <w:szCs w:val="24"/>
+        </w:rPr>
+        <w:t xml:space="preserve"> – </w:t>
+      </w:r>
+      <w:r>
+        <w:rPr>
+          <w:rFonts w:ascii="Times New Roman" w:hAnsi="Times New Roman" w:cs="Times New Roman"/>
+          <w:sz w:val="24"/>
+          <w:szCs w:val="24"/>
+        </w:rPr>
+        <w:t>A</w:t>
+      </w:r>
+      <w:r>
+        <w:rPr>
+          <w:rFonts w:ascii="Times New Roman" w:hAnsi="Times New Roman" w:cs="Times New Roman"/>
+          <w:sz w:val="24"/>
+          <w:szCs w:val="24"/>
+        </w:rPr>
+        <w:t xml:space="preserve"> </w:t>
+      </w:r>
+      <w:r>
+        <w:rPr>
+          <w:rFonts w:ascii="Times New Roman" w:hAnsi="Times New Roman" w:cs="Times New Roman"/>
+          <w:sz w:val="24"/>
+          <w:szCs w:val="24"/>
+        </w:rPr>
+        <w:t>-</w:t>
+      </w:r>
+      <w:r>
+        <w:rPr>
+          <w:rFonts w:ascii="Times New Roman" w:hAnsi="Times New Roman" w:cs="Times New Roman"/>
+          <w:sz w:val="24"/>
+          <w:szCs w:val="24"/>
+        </w:rPr>
+        <w:t xml:space="preserve"> </w:t>
+      </w:r>
+      <w:r>
+        <w:rPr>
+          <w:rFonts w:ascii="Times New Roman" w:hAnsi="Times New Roman" w:cs="Times New Roman"/>
+          <w:sz w:val="24"/>
+          <w:szCs w:val="24"/>
+        </w:rPr>
+        <w:t>05</w:t>
       </w:r>
     </w:p>
     <w:p>
       <w:pPr>
         <w:rPr>
           <w:rFonts w:ascii="Times New Roman" w:hAnsi="Times New Roman" w:cs="Times New Roman"/>
+          <w:b/>
+          <w:bCs/>
           <w:sz w:val="24"/>
           <w:szCs w:val="24"/>
         </w:rPr>
@@ -60,161 +212,685 @@
           <w:sz w:val="24"/>
           <w:szCs w:val="24"/>
         </w:rPr>
-        <w:t>Github Repo Link:</w:t>
-      </w:r>
-      <w:r>
-        <w:t xml:space="preserve"> </w:t>
-      </w:r>
+        <w:t>Full Stack Folder Drive Link:</w:t>
+      </w:r>
+    </w:p>
+    <w:p>
+      <w:pPr>
+        <w:rPr>
+          <w:rFonts w:ascii="Times New Roman" w:hAnsi="Times New Roman" w:cs="Times New Roman"/>
+          <w:b/>
+          <w:bCs/>
+          <w:sz w:val="24"/>
+          <w:szCs w:val="24"/>
+        </w:rPr>
+      </w:pPr>
       <w:hyperlink r:id="rId4" w:history="1">
+        <w:r>
+          <w:rPr>
+            <w:rStyle w:val="Hyperlink"/>
+            <w:rFonts w:ascii="Times New Roman" w:hAnsi="Times New Roman" w:cs="Times New Roman"/>
+            <w:b/>
+            <w:bCs/>
+            <w:sz w:val="24"/>
+            <w:szCs w:val="24"/>
+          </w:rPr>
+          <w:t>https://drive.google.com/drive/folders/1q9Hc3vWY1HNO2d27gcCkuCqSLAwH-wmQ?usp=sharing</w:t>
+        </w:r>
+      </w:hyperlink>
+    </w:p>
+    <w:p>
+      <w:pPr>
+        <w:jc w:val="center"/>
+        <w:rPr>
+          <w:rFonts w:ascii="Times New Roman" w:hAnsi="Times New Roman" w:cs="Times New Roman"/>
+          <w:b/>
+          <w:bCs/>
+          <w:sz w:val="24"/>
+          <w:szCs w:val="24"/>
+        </w:rPr>
+      </w:pPr>
+      <w:r>
+        <w:rPr>
+          <w:rFonts w:ascii="Times New Roman" w:hAnsi="Times New Roman" w:cs="Times New Roman"/>
+          <w:b/>
+          <w:bCs/>
+          <w:noProof/>
+          <w:sz w:val="24"/>
+          <w:szCs w:val="24"/>
+        </w:rPr>
+        <w:drawing>
+          <wp:inline distT="0" distB="0" distL="0" distR="0">
+            <wp:extent cx="1453896" cy="1453896"/>
+            <wp:effectExtent l="0" t="0" r="0" b="0"/>
+            <wp:docPr id="1" name="Picture 1"/>
+            <wp:cNvGraphicFramePr>
+              <a:graphicFrameLocks xmlns:a="http://schemas.openxmlformats.org/drawingml/2006/main" noChangeAspect="1"/>
+            </wp:cNvGraphicFramePr>
+            <a:graphic xmlns:a="http://schemas.openxmlformats.org/drawingml/2006/main">
+              <a:graphicData uri="http://schemas.openxmlformats.org/drawingml/2006/picture">
+                <pic:pic xmlns:pic="http://schemas.openxmlformats.org/drawingml/2006/picture">
+                  <pic:nvPicPr>
+                    <pic:cNvPr id="1" name="https_drive_google_com_drive_folders_1q9Hc3vWY1HNO2d27gcCkuCqSLAwH-wmQ_usp_sharing.png"/>
+                    <pic:cNvPicPr/>
+                  </pic:nvPicPr>
+                  <pic:blipFill>
+                    <a:blip r:embed="rId5" cstate="print">
+                      <a:extLst>
+                        <a:ext uri="{28A0092B-C50C-407E-A947-70E740481C1C}">
+                          <a14:useLocalDpi xmlns:a14="http://schemas.microsoft.com/office/drawing/2010/main" val="0"/>
+                        </a:ext>
+                      </a:extLst>
+                    </a:blip>
+                    <a:stretch>
+                      <a:fillRect/>
+                    </a:stretch>
+                  </pic:blipFill>
+                  <pic:spPr>
+                    <a:xfrm>
+                      <a:off x="0" y="0"/>
+                      <a:ext cx="1453896" cy="1453896"/>
+                    </a:xfrm>
+                    <a:prstGeom prst="rect">
+                      <a:avLst/>
+                    </a:prstGeom>
+                  </pic:spPr>
+                </pic:pic>
+              </a:graphicData>
+            </a:graphic>
+          </wp:inline>
+        </w:drawing>
+      </w:r>
+    </w:p>
+    <w:p>
+      <w:pPr>
+        <w:rPr>
+          <w:rStyle w:val="Hyperlink"/>
+          <w:rFonts w:ascii="Times New Roman" w:hAnsi="Times New Roman" w:cs="Times New Roman"/>
+          <w:b/>
+          <w:bCs/>
+          <w:sz w:val="24"/>
+          <w:szCs w:val="24"/>
+        </w:rPr>
+      </w:pPr>
+      <w:proofErr w:type="spellStart"/>
+      <w:r>
+        <w:rPr>
+          <w:rFonts w:ascii="Times New Roman" w:hAnsi="Times New Roman" w:cs="Times New Roman"/>
+          <w:b/>
+          <w:bCs/>
+          <w:sz w:val="24"/>
+          <w:szCs w:val="24"/>
+        </w:rPr>
+        <w:t>GitHub</w:t>
+      </w:r>
+      <w:proofErr w:type="spellEnd"/>
+      <w:r>
+        <w:rPr>
+          <w:rFonts w:ascii="Times New Roman" w:hAnsi="Times New Roman" w:cs="Times New Roman"/>
+          <w:b/>
+          <w:bCs/>
+          <w:sz w:val="24"/>
+          <w:szCs w:val="24"/>
+        </w:rPr>
+        <w:t xml:space="preserve"> Link</w:t>
+      </w:r>
+      <w:r>
+        <w:rPr>
+          <w:rFonts w:ascii="Times New Roman" w:hAnsi="Times New Roman" w:cs="Times New Roman"/>
+          <w:b/>
+          <w:bCs/>
+          <w:sz w:val="24"/>
+          <w:szCs w:val="24"/>
+        </w:rPr>
+        <w:t xml:space="preserve">: </w:t>
+      </w:r>
+      <w:hyperlink r:id="rId6" w:history="1">
+        <w:r>
+          <w:rPr>
+            <w:rStyle w:val="Hyperlink"/>
+            <w:rFonts w:ascii="Times New Roman" w:hAnsi="Times New Roman" w:cs="Times New Roman"/>
+            <w:b/>
+            <w:bCs/>
+            <w:sz w:val="24"/>
+            <w:szCs w:val="24"/>
+          </w:rPr>
+          <w:t>https://github.com/Anushkakolhe/rudraksha-computers</w:t>
+        </w:r>
+      </w:hyperlink>
+      <w:r>
+        <w:rPr>
+          <w:rStyle w:val="Hyperlink"/>
+          <w:rFonts w:ascii="Times New Roman" w:hAnsi="Times New Roman" w:cs="Times New Roman"/>
+          <w:b/>
+          <w:bCs/>
+          <w:sz w:val="24"/>
+          <w:szCs w:val="24"/>
+        </w:rPr>
+        <w:t xml:space="preserve">  </w:t>
+      </w:r>
+    </w:p>
+    <w:p>
+      <w:pPr>
+        <w:jc w:val="center"/>
+        <w:rPr>
+          <w:rFonts w:ascii="Times New Roman" w:hAnsi="Times New Roman" w:cs="Times New Roman"/>
+          <w:b/>
+          <w:bCs/>
+          <w:sz w:val="24"/>
+          <w:szCs w:val="24"/>
+        </w:rPr>
+      </w:pPr>
+      <w:r>
+        <w:rPr>
+          <w:rFonts w:ascii="Times New Roman" w:hAnsi="Times New Roman" w:cs="Times New Roman"/>
+          <w:b/>
+          <w:bCs/>
+          <w:noProof/>
+          <w:sz w:val="24"/>
+          <w:szCs w:val="24"/>
+        </w:rPr>
+        <w:drawing>
+          <wp:inline distT="0" distB="0" distL="0" distR="0">
+            <wp:extent cx="1453896" cy="1453896"/>
+            <wp:effectExtent l="0" t="0" r="0" b="0"/>
+            <wp:docPr id="4" name="Picture 4"/>
+            <wp:cNvGraphicFramePr>
+              <a:graphicFrameLocks xmlns:a="http://schemas.openxmlformats.org/drawingml/2006/main" noChangeAspect="1"/>
+            </wp:cNvGraphicFramePr>
+            <a:graphic xmlns:a="http://schemas.openxmlformats.org/drawingml/2006/main">
+              <a:graphicData uri="http://schemas.openxmlformats.org/drawingml/2006/picture">
+                <pic:pic xmlns:pic="http://schemas.openxmlformats.org/drawingml/2006/picture">
+                  <pic:nvPicPr>
+                    <pic:cNvPr id="4" name="https_github_com_Anushkakolhe_rudraksha-computers.png"/>
+                    <pic:cNvPicPr/>
+                  </pic:nvPicPr>
+                  <pic:blipFill>
+                    <a:blip r:embed="rId7" cstate="print">
+                      <a:extLst>
+                        <a:ext uri="{28A0092B-C50C-407E-A947-70E740481C1C}">
+                          <a14:useLocalDpi xmlns:a14="http://schemas.microsoft.com/office/drawing/2010/main" val="0"/>
+                        </a:ext>
+                      </a:extLst>
+                    </a:blip>
+                    <a:stretch>
+                      <a:fillRect/>
+                    </a:stretch>
+                  </pic:blipFill>
+                  <pic:spPr>
+                    <a:xfrm>
+                      <a:off x="0" y="0"/>
+                      <a:ext cx="1453896" cy="1453896"/>
+                    </a:xfrm>
+                    <a:prstGeom prst="rect">
+                      <a:avLst/>
+                    </a:prstGeom>
+                  </pic:spPr>
+                </pic:pic>
+              </a:graphicData>
+            </a:graphic>
+          </wp:inline>
+        </w:drawing>
+      </w:r>
+    </w:p>
+    <w:p>
+      <w:pPr>
+        <w:rPr>
+          <w:rFonts w:ascii="Times New Roman" w:hAnsi="Times New Roman" w:cs="Times New Roman"/>
+          <w:b/>
+          <w:bCs/>
+          <w:sz w:val="24"/>
+          <w:szCs w:val="24"/>
+        </w:rPr>
+      </w:pPr>
+      <w:r>
+        <w:rPr>
+          <w:rFonts w:ascii="Times New Roman" w:hAnsi="Times New Roman" w:cs="Times New Roman"/>
+          <w:b/>
+          <w:bCs/>
+          <w:sz w:val="24"/>
+          <w:szCs w:val="24"/>
+        </w:rPr>
+        <w:t>Website Links</w:t>
+      </w:r>
+    </w:p>
+    <w:p>
+      <w:pPr>
+        <w:rPr>
+          <w:rStyle w:val="Hyperlink"/>
+          <w:rFonts w:ascii="Times New Roman" w:hAnsi="Times New Roman" w:cs="Times New Roman"/>
+          <w:color w:val="auto"/>
+          <w:sz w:val="24"/>
+          <w:szCs w:val="24"/>
+          <w:u w:val="none"/>
+        </w:rPr>
+      </w:pPr>
+      <w:r>
+        <w:rPr>
+          <w:rFonts w:ascii="Times New Roman" w:hAnsi="Times New Roman" w:cs="Times New Roman"/>
+          <w:b/>
+          <w:bCs/>
+          <w:sz w:val="24"/>
+          <w:szCs w:val="24"/>
+        </w:rPr>
+        <w:t xml:space="preserve">Render: </w:t>
+      </w:r>
+      <w:hyperlink r:id="rId8" w:history="1">
+        <w:r>
+          <w:rPr>
+            <w:rStyle w:val="Hyperlink"/>
+            <w:rFonts w:ascii="Times New Roman" w:hAnsi="Times New Roman" w:cs="Times New Roman"/>
+            <w:b/>
+            <w:bCs/>
+            <w:sz w:val="24"/>
+            <w:szCs w:val="24"/>
+            <w:bdr w:val="single" w:sz="2" w:space="0" w:color="EBEBEB" w:frame="1"/>
+            <w:shd w:val="clear" w:color="auto" w:fill="FFFFFF"/>
+          </w:rPr>
+          <w:t>https://rudraksha-computers</w:t>
+        </w:r>
+        <w:r>
+          <w:rPr>
+            <w:rStyle w:val="Hyperlink"/>
+            <w:rFonts w:ascii="Times New Roman" w:hAnsi="Times New Roman" w:cs="Times New Roman"/>
+            <w:b/>
+            <w:bCs/>
+            <w:sz w:val="24"/>
+            <w:szCs w:val="24"/>
+            <w:bdr w:val="single" w:sz="2" w:space="0" w:color="EBEBEB" w:frame="1"/>
+            <w:shd w:val="clear" w:color="auto" w:fill="FFFFFF"/>
+          </w:rPr>
+          <w:t>.onrender.com</w:t>
+        </w:r>
         <w:r>
           <w:rPr>
             <w:rStyle w:val="Hyperlink"/>
             <w:rFonts w:ascii="Times New Roman" w:hAnsi="Times New Roman" w:cs="Times New Roman"/>
             <w:sz w:val="24"/>
             <w:szCs w:val="24"/>
+            <w:bdr w:val="single" w:sz="2" w:space="0" w:color="EBEBEB" w:frame="1"/>
+            <w:shd w:val="clear" w:color="auto" w:fill="FFFFFF"/>
           </w:rPr>
-          <w:t>https://github.com/Anushkakolhe/rudraksha-computers</w:t>
+          <w:t xml:space="preserve">  </w:t>
         </w:r>
+      </w:hyperlink>
+      <w:r>
+        <w:rPr>
+          <w:rStyle w:val="Hyperlink"/>
+          <w:rFonts w:ascii="Arial" w:hAnsi="Arial" w:cs="Arial"/>
+          <w:sz w:val="21"/>
+          <w:szCs w:val="21"/>
+          <w:u w:val="none"/>
+          <w:bdr w:val="single" w:sz="2" w:space="0" w:color="EBEBEB" w:frame="1"/>
+          <w:shd w:val="clear" w:color="auto" w:fill="FFFFFF"/>
+        </w:rPr>
+        <w:t xml:space="preserve"> </w:t>
+      </w:r>
+      <w:r>
+        <w:rPr>
+          <w:rStyle w:val="Hyperlink"/>
+          <w:rFonts w:ascii="Arial" w:hAnsi="Arial" w:cs="Arial"/>
+          <w:sz w:val="21"/>
+          <w:szCs w:val="21"/>
+          <w:u w:val="none"/>
+          <w:bdr w:val="single" w:sz="2" w:space="0" w:color="EBEBEB" w:frame="1"/>
+          <w:shd w:val="clear" w:color="auto" w:fill="FFFFFF"/>
+        </w:rPr>
+        <w:tab/>
+        <w:t xml:space="preserve">  </w:t>
+      </w:r>
+      <w:r>
+        <w:rPr>
+          <w:rStyle w:val="Hyperlink"/>
+          <w:rFonts w:ascii="Arial" w:hAnsi="Arial" w:cs="Arial"/>
+          <w:sz w:val="21"/>
+          <w:szCs w:val="21"/>
+          <w:u w:val="none"/>
+          <w:bdr w:val="single" w:sz="2" w:space="0" w:color="EBEBEB" w:frame="1"/>
+          <w:shd w:val="clear" w:color="auto" w:fill="FFFFFF"/>
+        </w:rPr>
+        <w:t xml:space="preserve"> </w:t>
+      </w:r>
+      <w:proofErr w:type="spellStart"/>
+      <w:r>
+        <w:rPr>
+          <w:rFonts w:ascii="Times New Roman" w:hAnsi="Times New Roman" w:cs="Times New Roman"/>
+          <w:b/>
+          <w:bCs/>
+          <w:sz w:val="24"/>
+          <w:szCs w:val="24"/>
+        </w:rPr>
+        <w:t>Vercel</w:t>
+      </w:r>
+      <w:proofErr w:type="spellEnd"/>
+      <w:r>
+        <w:rPr>
+          <w:rFonts w:ascii="Times New Roman" w:hAnsi="Times New Roman" w:cs="Times New Roman"/>
+          <w:b/>
+          <w:bCs/>
+          <w:sz w:val="24"/>
+          <w:szCs w:val="24"/>
+        </w:rPr>
+        <w:t xml:space="preserve">: </w:t>
+      </w:r>
+      <w:hyperlink r:id="rId9" w:tgtFrame="_blank" w:history="1">
+        <w:proofErr w:type="spellStart"/>
+        <w:r>
+          <w:rPr>
+            <w:rStyle w:val="Hyperlink"/>
+            <w:rFonts w:ascii="Times New Roman" w:hAnsi="Times New Roman" w:cs="Times New Roman"/>
+            <w:b/>
+            <w:bCs/>
+            <w:sz w:val="24"/>
+            <w:szCs w:val="24"/>
+            <w:bdr w:val="single" w:sz="2" w:space="0" w:color="EBEBEB" w:frame="1"/>
+            <w:shd w:val="clear" w:color="auto" w:fill="FFFFFF"/>
+          </w:rPr>
+          <w:t>rudra</w:t>
+        </w:r>
+        <w:bookmarkStart w:id="0" w:name="_GoBack"/>
+        <w:bookmarkEnd w:id="0"/>
+        <w:r>
+          <w:rPr>
+            <w:rStyle w:val="Hyperlink"/>
+            <w:rFonts w:ascii="Times New Roman" w:hAnsi="Times New Roman" w:cs="Times New Roman"/>
+            <w:b/>
+            <w:bCs/>
+            <w:sz w:val="24"/>
+            <w:szCs w:val="24"/>
+            <w:bdr w:val="single" w:sz="2" w:space="0" w:color="EBEBEB" w:frame="1"/>
+            <w:shd w:val="clear" w:color="auto" w:fill="FFFFFF"/>
+          </w:rPr>
+          <w:t>ksha-computers.vercel.app</w:t>
+        </w:r>
+        <w:proofErr w:type="spellEnd"/>
       </w:hyperlink>
     </w:p>
     <w:p>
       <w:pPr>
         <w:rPr>
-          <w:rFonts w:ascii="Times New Roman" w:hAnsi="Times New Roman" w:cs="Times New Roman"/>
-          <w:sz w:val="24"/>
-          <w:szCs w:val="24"/>
+          <w:rStyle w:val="Hyperlink"/>
+          <w:rFonts w:ascii="Arial" w:hAnsi="Arial" w:cs="Arial"/>
+          <w:sz w:val="21"/>
+          <w:szCs w:val="21"/>
+          <w:bdr w:val="single" w:sz="2" w:space="0" w:color="EBEBEB" w:frame="1"/>
+          <w:shd w:val="clear" w:color="auto" w:fill="FFFFFF"/>
         </w:rPr>
       </w:pPr>
+      <w:r>
+        <w:rPr>
+          <w:rFonts w:ascii="Arial" w:hAnsi="Arial" w:cs="Arial"/>
+          <w:noProof/>
+          <w:color w:val="0563C1" w:themeColor="hyperlink"/>
+          <w:sz w:val="21"/>
+          <w:szCs w:val="21"/>
+          <w:bdr w:val="single" w:sz="2" w:space="0" w:color="EBEBEB" w:frame="1"/>
+          <w:shd w:val="clear" w:color="auto" w:fill="FFFFFF"/>
+        </w:rPr>
+        <w:drawing>
+          <wp:inline distT="0" distB="0" distL="0" distR="0">
+            <wp:extent cx="1457325" cy="1457325"/>
+            <wp:effectExtent l="0" t="0" r="9525" b="9525"/>
+            <wp:docPr id="2" name="Picture 2"/>
+            <wp:cNvGraphicFramePr>
+              <a:graphicFrameLocks xmlns:a="http://schemas.openxmlformats.org/drawingml/2006/main" noChangeAspect="1"/>
+            </wp:cNvGraphicFramePr>
+            <a:graphic xmlns:a="http://schemas.openxmlformats.org/drawingml/2006/main">
+              <a:graphicData uri="http://schemas.openxmlformats.org/drawingml/2006/picture">
+                <pic:pic xmlns:pic="http://schemas.openxmlformats.org/drawingml/2006/picture">
+                  <pic:nvPicPr>
+                    <pic:cNvPr id="2" name="https_rudraksha-computers_onrender_com.png"/>
+                    <pic:cNvPicPr/>
+                  </pic:nvPicPr>
+                  <pic:blipFill>
+                    <a:blip r:embed="rId10" cstate="print">
+                      <a:extLst>
+                        <a:ext uri="{28A0092B-C50C-407E-A947-70E740481C1C}">
+                          <a14:useLocalDpi xmlns:a14="http://schemas.microsoft.com/office/drawing/2010/main" val="0"/>
+                        </a:ext>
+                      </a:extLst>
+                    </a:blip>
+                    <a:stretch>
+                      <a:fillRect/>
+                    </a:stretch>
+                  </pic:blipFill>
+                  <pic:spPr>
+                    <a:xfrm>
+                      <a:off x="0" y="0"/>
+                      <a:ext cx="1457427" cy="1457427"/>
+                    </a:xfrm>
+                    <a:prstGeom prst="rect">
+                      <a:avLst/>
+                    </a:prstGeom>
+                    <a:ln>
+                      <a:noFill/>
+                    </a:ln>
+                  </pic:spPr>
+                </pic:pic>
+              </a:graphicData>
+            </a:graphic>
+          </wp:inline>
+        </w:drawing>
+      </w:r>
+      <w:r>
+        <w:rPr>
+          <w:rStyle w:val="Hyperlink"/>
+          <w:rFonts w:ascii="Arial" w:hAnsi="Arial" w:cs="Arial"/>
+          <w:sz w:val="21"/>
+          <w:szCs w:val="21"/>
+          <w:bdr w:val="single" w:sz="2" w:space="0" w:color="EBEBEB" w:frame="1"/>
+          <w:shd w:val="clear" w:color="auto" w:fill="FFFFFF"/>
+        </w:rPr>
+        <w:t xml:space="preserve">  </w:t>
+      </w:r>
+      <w:r>
+        <w:rPr>
+          <w:rFonts w:ascii="Arial" w:hAnsi="Arial" w:cs="Arial"/>
+          <w:noProof/>
+          <w:color w:val="0563C1" w:themeColor="hyperlink"/>
+          <w:sz w:val="21"/>
+          <w:szCs w:val="21"/>
+          <w:bdr w:val="single" w:sz="2" w:space="0" w:color="EBEBEB" w:frame="1"/>
+          <w:shd w:val="clear" w:color="auto" w:fill="FFFFFF"/>
+        </w:rPr>
+        <w:t xml:space="preserve">                                  </w:t>
+      </w:r>
+      <w:r>
+        <w:rPr>
+          <w:rFonts w:ascii="Arial" w:hAnsi="Arial" w:cs="Arial"/>
+          <w:noProof/>
+          <w:color w:val="0563C1" w:themeColor="hyperlink"/>
+          <w:sz w:val="21"/>
+          <w:szCs w:val="21"/>
+          <w:bdr w:val="single" w:sz="2" w:space="0" w:color="EBEBEB" w:frame="1"/>
+          <w:shd w:val="clear" w:color="auto" w:fill="FFFFFF"/>
+        </w:rPr>
+        <w:drawing>
+          <wp:inline distT="0" distB="0" distL="0" distR="0" wp14:anchorId="574D5ED9" wp14:editId="4E3C9275">
+            <wp:extent cx="1453896" cy="1556667"/>
+            <wp:effectExtent l="0" t="0" r="0" b="5715"/>
+            <wp:docPr id="3" name="Picture 3"/>
+            <wp:cNvGraphicFramePr>
+              <a:graphicFrameLocks xmlns:a="http://schemas.openxmlformats.org/drawingml/2006/main" noChangeAspect="1"/>
+            </wp:cNvGraphicFramePr>
+            <a:graphic xmlns:a="http://schemas.openxmlformats.org/drawingml/2006/main">
+              <a:graphicData uri="http://schemas.openxmlformats.org/drawingml/2006/picture">
+                <pic:pic xmlns:pic="http://schemas.openxmlformats.org/drawingml/2006/picture">
+                  <pic:nvPicPr>
+                    <pic:cNvPr id="3" name="https_rudraksha-computers_vercel_app.png"/>
+                    <pic:cNvPicPr/>
+                  </pic:nvPicPr>
+                  <pic:blipFill>
+                    <a:blip r:embed="rId11" cstate="print">
+                      <a:extLst>
+                        <a:ext uri="{28A0092B-C50C-407E-A947-70E740481C1C}">
+                          <a14:useLocalDpi xmlns:a14="http://schemas.microsoft.com/office/drawing/2010/main" val="0"/>
+                        </a:ext>
+                      </a:extLst>
+                    </a:blip>
+                    <a:stretch>
+                      <a:fillRect/>
+                    </a:stretch>
+                  </pic:blipFill>
+                  <pic:spPr>
+                    <a:xfrm>
+                      <a:off x="0" y="0"/>
+                      <a:ext cx="1453896" cy="1556667"/>
+                    </a:xfrm>
+                    <a:prstGeom prst="rect">
+                      <a:avLst/>
+                    </a:prstGeom>
+                    <a:ln>
+                      <a:noFill/>
+                    </a:ln>
+                  </pic:spPr>
+                </pic:pic>
+              </a:graphicData>
+            </a:graphic>
+          </wp:inline>
+        </w:drawing>
+      </w:r>
     </w:p>
     <w:p>
       <w:pPr>
         <w:rPr>
-          <w:rFonts w:ascii="Times New Roman" w:hAnsi="Times New Roman" w:cs="Times New Roman"/>
-          <w:sz w:val="24"/>
-          <w:szCs w:val="24"/>
+          <w:rStyle w:val="Hyperlink"/>
+          <w:rFonts w:ascii="Times New Roman" w:hAnsi="Times New Roman" w:cs="Times New Roman"/>
+          <w:b/>
+          <w:bCs/>
+          <w:sz w:val="24"/>
+          <w:szCs w:val="24"/>
+          <w:u w:val="none"/>
+          <w:bdr w:val="single" w:sz="2" w:space="0" w:color="EBEBEB" w:frame="1"/>
+          <w:shd w:val="clear" w:color="auto" w:fill="FFFFFF"/>
         </w:rPr>
       </w:pPr>
-    </w:p>
-    <w:p>
-      <w:pPr>
-        <w:rPr>
-          <w:rFonts w:ascii="Times New Roman" w:hAnsi="Times New Roman" w:cs="Times New Roman"/>
-          <w:sz w:val="24"/>
-          <w:szCs w:val="24"/>
-        </w:rPr>
-      </w:pPr>
-      <w:r>
-        <w:rPr>
-          <w:rFonts w:ascii="Times New Roman" w:hAnsi="Times New Roman" w:cs="Times New Roman"/>
-          <w:sz w:val="24"/>
-          <w:szCs w:val="24"/>
-        </w:rPr>
-        <w:t>Link and QR of website ,drive ,</w:t>
-      </w:r>
-      <w:proofErr w:type="spellStart"/>
-      <w:r>
-        <w:rPr>
-          <w:rFonts w:ascii="Times New Roman" w:hAnsi="Times New Roman" w:cs="Times New Roman"/>
-          <w:sz w:val="24"/>
-          <w:szCs w:val="24"/>
-        </w:rPr>
-        <w:t>github</w:t>
-      </w:r>
-      <w:proofErr w:type="spellEnd"/>
-    </w:p>
-    <w:p>
-      <w:pPr>
-        <w:rPr>
-          <w:rFonts w:ascii="Times New Roman" w:hAnsi="Times New Roman" w:cs="Times New Roman"/>
-          <w:sz w:val="24"/>
-          <w:szCs w:val="24"/>
-        </w:rPr>
-      </w:pPr>
-    </w:p>
-    <w:p>
-      <w:pPr>
-        <w:rPr>
-          <w:rFonts w:ascii="Times New Roman" w:hAnsi="Times New Roman" w:cs="Times New Roman"/>
-          <w:sz w:val="24"/>
-          <w:szCs w:val="24"/>
-        </w:rPr>
-      </w:pPr>
-    </w:p>
-    <w:p>
-      <w:pPr>
-        <w:rPr>
-          <w:rFonts w:ascii="Times New Roman" w:hAnsi="Times New Roman" w:cs="Times New Roman"/>
-          <w:sz w:val="24"/>
-          <w:szCs w:val="24"/>
-        </w:rPr>
-      </w:pPr>
-      <w:r>
-        <w:rPr>
-          <w:rFonts w:ascii="Times New Roman" w:hAnsi="Times New Roman" w:cs="Times New Roman"/>
-          <w:sz w:val="24"/>
-          <w:szCs w:val="24"/>
-        </w:rPr>
-        <w:t xml:space="preserve">Render: </w:t>
-      </w:r>
-      <w:hyperlink r:id="rId5" w:history="1">
+      <w:r>
+        <w:rPr>
+          <w:rStyle w:val="Hyperlink"/>
+          <w:rFonts w:ascii="Times New Roman" w:hAnsi="Times New Roman" w:cs="Times New Roman"/>
+          <w:b/>
+          <w:bCs/>
+          <w:color w:val="auto"/>
+          <w:sz w:val="24"/>
+          <w:szCs w:val="24"/>
+          <w:u w:val="none"/>
+          <w:bdr w:val="single" w:sz="2" w:space="0" w:color="EBEBEB" w:frame="1"/>
+          <w:shd w:val="clear" w:color="auto" w:fill="FFFFFF"/>
+        </w:rPr>
+        <w:t>Website</w:t>
+      </w:r>
+      <w:r>
+        <w:rPr>
+          <w:rStyle w:val="Hyperlink"/>
+          <w:rFonts w:ascii="Times New Roman" w:hAnsi="Times New Roman" w:cs="Times New Roman"/>
+          <w:b/>
+          <w:bCs/>
+          <w:sz w:val="24"/>
+          <w:szCs w:val="24"/>
+          <w:u w:val="none"/>
+          <w:bdr w:val="single" w:sz="2" w:space="0" w:color="EBEBEB" w:frame="1"/>
+          <w:shd w:val="clear" w:color="auto" w:fill="FFFFFF"/>
+        </w:rPr>
+        <w:t xml:space="preserve">: </w:t>
+      </w:r>
+      <w:hyperlink r:id="rId12" w:history="1">
         <w:r>
           <w:rPr>
             <w:rStyle w:val="Hyperlink"/>
             <w:rFonts w:ascii="Times New Roman" w:hAnsi="Times New Roman" w:cs="Times New Roman"/>
+            <w:b/>
+            <w:bCs/>
             <w:sz w:val="24"/>
             <w:szCs w:val="24"/>
+            <w:bdr w:val="single" w:sz="2" w:space="0" w:color="EBEBEB" w:frame="1"/>
+            <w:shd w:val="clear" w:color="auto" w:fill="FFFFFF"/>
           </w:rPr>
-          <w:t>https://rudraksha-computers.onrender.com</w:t>
+          <w:t>https://www.rudrakshacomputers.online</w:t>
         </w:r>
       </w:hyperlink>
+      <w:r>
+        <w:rPr>
+          <w:rStyle w:val="Hyperlink"/>
+          <w:rFonts w:ascii="Times New Roman" w:hAnsi="Times New Roman" w:cs="Times New Roman"/>
+          <w:b/>
+          <w:bCs/>
+          <w:sz w:val="24"/>
+          <w:szCs w:val="24"/>
+          <w:u w:val="none"/>
+          <w:bdr w:val="single" w:sz="2" w:space="0" w:color="EBEBEB" w:frame="1"/>
+          <w:shd w:val="clear" w:color="auto" w:fill="FFFFFF"/>
+        </w:rPr>
+        <w:t xml:space="preserve"> </w:t>
+      </w:r>
     </w:p>
     <w:p>
       <w:pPr>
         <w:rPr>
-          <w:rFonts w:ascii="Times New Roman" w:hAnsi="Times New Roman" w:cs="Times New Roman"/>
-          <w:sz w:val="24"/>
-          <w:szCs w:val="24"/>
+          <w:rStyle w:val="Hyperlink"/>
+          <w:rFonts w:ascii="Arial" w:hAnsi="Arial" w:cs="Arial"/>
+          <w:sz w:val="21"/>
+          <w:szCs w:val="21"/>
+          <w:bdr w:val="single" w:sz="2" w:space="0" w:color="EBEBEB" w:frame="1"/>
+          <w:shd w:val="clear" w:color="auto" w:fill="FFFFFF"/>
         </w:rPr>
       </w:pPr>
-      <w:proofErr w:type="spellStart"/>
-      <w:r>
-        <w:rPr>
-          <w:rFonts w:ascii="Times New Roman" w:hAnsi="Times New Roman" w:cs="Times New Roman"/>
-          <w:sz w:val="24"/>
-          <w:szCs w:val="24"/>
-        </w:rPr>
-        <w:t>Vercel</w:t>
-      </w:r>
-      <w:proofErr w:type="spellEnd"/>
-      <w:r>
-        <w:rPr>
-          <w:rFonts w:ascii="Times New Roman" w:hAnsi="Times New Roman" w:cs="Times New Roman"/>
-          <w:sz w:val="24"/>
-          <w:szCs w:val="24"/>
-        </w:rPr>
-        <w:t xml:space="preserve">: </w:t>
-      </w:r>
-      <w:hyperlink r:id="rId6" w:tgtFrame="_blank" w:history="1">
-        <w:proofErr w:type="spellStart"/>
-        <w:r>
-          <w:rPr>
-            <w:rStyle w:val="Hyperlink"/>
-            <w:rFonts w:ascii="Arial" w:hAnsi="Arial" w:cs="Arial"/>
-            <w:sz w:val="21"/>
-            <w:szCs w:val="21"/>
-            <w:bdr w:val="single" w:sz="2" w:space="0" w:color="EBEBEB" w:frame="1"/>
-            <w:shd w:val="clear" w:color="auto" w:fill="FFFFFF"/>
-          </w:rPr>
-          <w:t>rudraksha-computers.vercel.app</w:t>
-        </w:r>
-        <w:proofErr w:type="spellEnd"/>
-      </w:hyperlink>
-      <w:bookmarkStart w:id="0" w:name="_GoBack"/>
-      <w:bookmarkEnd w:id="0"/>
+      <w:r>
+        <w:rPr>
+          <w:rFonts w:ascii="Arial" w:hAnsi="Arial" w:cs="Arial"/>
+          <w:noProof/>
+          <w:color w:val="0563C1" w:themeColor="hyperlink"/>
+          <w:sz w:val="21"/>
+          <w:szCs w:val="21"/>
+          <w:bdr w:val="single" w:sz="2" w:space="0" w:color="EBEBEB" w:frame="1"/>
+          <w:shd w:val="clear" w:color="auto" w:fill="FFFFFF"/>
+        </w:rPr>
+        <w:drawing>
+          <wp:inline distT="0" distB="0" distL="0" distR="0">
+            <wp:extent cx="1453896" cy="1453896"/>
+            <wp:effectExtent l="0" t="0" r="0" b="0"/>
+            <wp:docPr id="5" name="Picture 5"/>
+            <wp:cNvGraphicFramePr>
+              <a:graphicFrameLocks xmlns:a="http://schemas.openxmlformats.org/drawingml/2006/main" noChangeAspect="1"/>
+            </wp:cNvGraphicFramePr>
+            <a:graphic xmlns:a="http://schemas.openxmlformats.org/drawingml/2006/main">
+              <a:graphicData uri="http://schemas.openxmlformats.org/drawingml/2006/picture">
+                <pic:pic xmlns:pic="http://schemas.openxmlformats.org/drawingml/2006/picture">
+                  <pic:nvPicPr>
+                    <pic:cNvPr id="5" name="https_www_rudrakshacomputers_online.png"/>
+                    <pic:cNvPicPr/>
+                  </pic:nvPicPr>
+                  <pic:blipFill>
+                    <a:blip r:embed="rId13" cstate="print">
+                      <a:extLst>
+                        <a:ext uri="{28A0092B-C50C-407E-A947-70E740481C1C}">
+                          <a14:useLocalDpi xmlns:a14="http://schemas.microsoft.com/office/drawing/2010/main" val="0"/>
+                        </a:ext>
+                      </a:extLst>
+                    </a:blip>
+                    <a:stretch>
+                      <a:fillRect/>
+                    </a:stretch>
+                  </pic:blipFill>
+                  <pic:spPr>
+                    <a:xfrm>
+                      <a:off x="0" y="0"/>
+                      <a:ext cx="1453896" cy="1453896"/>
+                    </a:xfrm>
+                    <a:prstGeom prst="rect">
+                      <a:avLst/>
+                    </a:prstGeom>
+                  </pic:spPr>
+                </pic:pic>
+              </a:graphicData>
+            </a:graphic>
+          </wp:inline>
+        </w:drawing>
+      </w:r>
     </w:p>
     <w:sectPr>
       <w:pgSz w:w="12240" w:h="15840"/>
-      <w:pgMar w:top="1440" w:right="1440" w:bottom="1440" w:left="1440" w:header="720" w:footer="720" w:gutter="0"/>
+      <w:pgMar w:top="1440" w:right="540" w:bottom="360" w:left="1440" w:header="720" w:footer="720" w:gutter="0"/>
       <w:cols w:space="720"/>
       <w:docGrid w:linePitch="360"/>
     </w:sectPr>
@@ -657,6 +1333,18 @@
       <w:u w:val="single"/>
     </w:rPr>
   </w:style>
+  <w:style w:type="character" w:styleId="FollowedHyperlink">
+    <w:name w:val="FollowedHyperlink"/>
+    <w:basedOn w:val="DefaultParagraphFont"/>
+    <w:uiPriority w:val="99"/>
+    <w:semiHidden/>
+    <w:unhideWhenUsed/>
+    <w:rsid w:val="00473FC1"/>
+    <w:rPr>
+      <w:color w:val="954F72" w:themeColor="followedHyperlink"/>
+      <w:u w:val="single"/>
+    </w:rPr>
+  </w:style>
 </w:styles>
 </file>
 
